--- a/src/templates/folha_rosto/folha_rosto_vertex.docx
+++ b/src/templates/folha_rosto/folha_rosto_vertex.docx
@@ -3,16 +3,16 @@
 <w:document xmlns:wpc="http://schemas.microsoft.com/office/word/2010/wordprocessingCanvas" xmlns:cx="http://schemas.microsoft.com/office/drawing/2014/chartex" xmlns:cx1="http://schemas.microsoft.com/office/drawing/2015/9/8/chartex" xmlns:cx2="http://schemas.microsoft.com/office/drawing/2015/10/21/chartex" xmlns:cx3="http://schemas.microsoft.com/office/drawing/2016/5/9/chartex" xmlns:cx4="http://schemas.microsoft.com/office/drawing/2016/5/10/chartex" xmlns:cx5="http://schemas.microsoft.com/office/drawing/2016/5/11/chartex" xmlns:cx6="http://schemas.microsoft.com/office/drawing/2016/5/12/chartex" xmlns:cx7="http://schemas.microsoft.com/office/drawing/2016/5/13/chartex" xmlns:cx8="http://schemas.microsoft.com/office/drawing/2016/5/14/chartex" xmlns:mc="http://schemas.openxmlformats.org/markup-compatibility/2006" xmlns:aink="http://schemas.microsoft.com/office/drawing/2016/ink" xmlns:am3d="http://schemas.microsoft.com/office/drawing/2017/model3d" xmlns:o="urn:schemas-microsoft-com:office:office" xmlns:oel="http://schemas.microsoft.com/office/2019/extlst" xmlns:r="http://schemas.openxmlformats.org/officeDocument/2006/relationships" xmlns:m="http://schemas.openxmlformats.org/officeDocument/2006/math" xmlns:v="urn:schemas-microsoft-com:vml" xmlns:wp14="http://schemas.microsoft.com/office/word/2010/wordprocessingDrawing" xmlns:wp="http://schemas.openxmlformats.org/drawingml/2006/wordprocessingDrawing" xmlns:w10="urn:schemas-microsoft-com:office:word" xmlns:w="http://schemas.openxmlformats.org/wordprocessingml/2006/main" xmlns:w14="http://schemas.microsoft.com/office/word/2010/wordml" xmlns:w15="http://schemas.microsoft.com/office/word/2012/wordml" xmlns:w16cex="http://schemas.microsoft.com/office/word/2018/wordml/cex" xmlns:w16cid="http://schemas.microsoft.com/office/word/2016/wordml/cid" xmlns:w16="http://schemas.microsoft.com/office/word/2018/wordml" xmlns:w16du="http://schemas.microsoft.com/office/word/2023/wordml/word16du" xmlns:w16sdtdh="http://schemas.microsoft.com/office/word/2020/wordml/sdtdatahash" xmlns:w16sdtfl="http://schemas.microsoft.com/office/word/2024/wordml/sdtformatlock" xmlns:w16se="http://schemas.microsoft.com/office/word/2015/wordml/symex" xmlns:wpg="http://schemas.microsoft.com/office/word/2010/wordprocessingGroup" xmlns:wpi="http://schemas.microsoft.com/office/word/2010/wordprocessingInk" xmlns:wne="http://schemas.microsoft.com/office/word/2006/wordml" xmlns:wps="http://schemas.microsoft.com/office/word/2010/wordprocessingShape" mc:Ignorable="w14 w15 w16se w16cid w16 w16cex w16sdtdh w16sdtfl w16du wp14">
   <w:body>
     <w:p>
-      <w:bookmarkStart w:id="0" w:name="_Hlk210038389"/>
+      <w:pPr>
+        <w:pStyle w:val="PargrafodaLista"/>
+      </w:pPr>
+      <w:bookmarkStart w:id="0" w:name="_heading=h.gjdgxs" w:colFirst="0" w:colLast="0"/>
+      <w:bookmarkEnd w:id="0"/>
     </w:p>
     <w:tbl>
       <w:tblPr>
-        <w:tblW w:w="9781" w:type="dxa"/>
+        <w:tblW w:w="9780" w:type="dxa"/>
         <w:tblBorders>
-          <w:top w:val="nil"/>
-          <w:left w:val="nil"/>
-          <w:bottom w:val="nil"/>
-          <w:right w:val="nil"/>
           <w:insideH w:val="nil"/>
           <w:insideV w:val="nil"/>
         </w:tblBorders>
@@ -21,15 +21,19 @@
       </w:tblPr>
       <w:tblGrid>
         <w:gridCol w:w="2835"/>
-        <w:gridCol w:w="6946"/>
+        <w:gridCol w:w="6945"/>
       </w:tblGrid>
       <w:tr>
         <w:tc>
           <w:tcPr>
             <w:tcW w:w="2835" w:type="dxa"/>
             <w:tcBorders>
+              <w:top w:val="nil"/>
+              <w:left w:val="nil"/>
+              <w:bottom w:val="nil"/>
               <w:right w:val="single" w:sz="4" w:space="0" w:color="000000"/>
             </w:tcBorders>
+            <w:hideMark/>
           </w:tcPr>
           <w:p>
             <w:pPr>
@@ -41,7 +45,6 @@
                 <w:szCs w:val="24"/>
               </w:rPr>
             </w:pPr>
-            <w:bookmarkStart w:id="1" w:name="_Hlk210038196"/>
             <w:r>
               <w:rPr>
                 <w:b/>
@@ -57,8 +60,12 @@
           <w:tcPr>
             <w:tcW w:w="6946" w:type="dxa"/>
             <w:tcBorders>
+              <w:top w:val="nil"/>
               <w:left w:val="single" w:sz="4" w:space="0" w:color="000000"/>
-            </w:tcBorders>
+              <w:bottom w:val="nil"/>
+              <w:right w:val="nil"/>
+            </w:tcBorders>
+            <w:hideMark/>
           </w:tcPr>
           <w:p>
             <w:pPr>
@@ -74,25 +81,7 @@
                 <w:sz w:val="24"/>
                 <w:szCs w:val="24"/>
               </w:rPr>
-              <w:t>{{</w:t>
-            </w:r>
-            <w:proofErr w:type="spellStart"/>
-            <w:r>
-              <w:rPr>
-                <w:color w:val="000000"/>
-                <w:sz w:val="24"/>
-                <w:szCs w:val="24"/>
-              </w:rPr>
-              <w:t>instituicao</w:t>
-            </w:r>
-            <w:proofErr w:type="spellEnd"/>
-            <w:r>
-              <w:rPr>
-                <w:color w:val="000000"/>
-                <w:sz w:val="24"/>
-                <w:szCs w:val="24"/>
-              </w:rPr>
-              <w:t>}}</w:t>
+              <w:t>{{instituicao}}</w:t>
             </w:r>
           </w:p>
         </w:tc>
@@ -102,8 +91,12 @@
           <w:tcPr>
             <w:tcW w:w="2835" w:type="dxa"/>
             <w:tcBorders>
+              <w:top w:val="nil"/>
+              <w:left w:val="nil"/>
+              <w:bottom w:val="nil"/>
               <w:right w:val="single" w:sz="4" w:space="0" w:color="000000"/>
             </w:tcBorders>
+            <w:hideMark/>
           </w:tcPr>
           <w:p>
             <w:pPr>
@@ -141,7 +134,10 @@
           <w:tcPr>
             <w:tcW w:w="6946" w:type="dxa"/>
             <w:tcBorders>
+              <w:top w:val="nil"/>
               <w:left w:val="single" w:sz="4" w:space="0" w:color="000000"/>
+              <w:bottom w:val="nil"/>
+              <w:right w:val="nil"/>
             </w:tcBorders>
           </w:tcPr>
           <w:p>
@@ -160,8 +156,12 @@
           <w:tcPr>
             <w:tcW w:w="2835" w:type="dxa"/>
             <w:tcBorders>
+              <w:top w:val="nil"/>
+              <w:left w:val="nil"/>
+              <w:bottom w:val="nil"/>
               <w:right w:val="single" w:sz="4" w:space="0" w:color="000000"/>
             </w:tcBorders>
+            <w:hideMark/>
           </w:tcPr>
           <w:p>
             <w:pPr>
@@ -195,8 +195,12 @@
           <w:tcPr>
             <w:tcW w:w="6946" w:type="dxa"/>
             <w:tcBorders>
+              <w:top w:val="nil"/>
               <w:left w:val="single" w:sz="4" w:space="0" w:color="000000"/>
-            </w:tcBorders>
+              <w:bottom w:val="nil"/>
+              <w:right w:val="nil"/>
+            </w:tcBorders>
+            <w:hideMark/>
           </w:tcPr>
           <w:p>
             <w:pPr>
@@ -212,25 +216,7 @@
                 <w:sz w:val="24"/>
                 <w:szCs w:val="24"/>
               </w:rPr>
-              <w:t>{{</w:t>
-            </w:r>
-            <w:proofErr w:type="spellStart"/>
-            <w:r>
-              <w:rPr>
-                <w:color w:val="000000"/>
-                <w:sz w:val="24"/>
-                <w:szCs w:val="24"/>
-              </w:rPr>
-              <w:t>projeto_codigo</w:t>
-            </w:r>
-            <w:proofErr w:type="spellEnd"/>
-            <w:r>
-              <w:rPr>
-                <w:color w:val="000000"/>
-                <w:sz w:val="24"/>
-                <w:szCs w:val="24"/>
-              </w:rPr>
-              <w:t>}}</w:t>
+              <w:t>{{projeto_codigo}}</w:t>
             </w:r>
           </w:p>
         </w:tc>
@@ -240,8 +226,12 @@
           <w:tcPr>
             <w:tcW w:w="2835" w:type="dxa"/>
             <w:tcBorders>
+              <w:top w:val="nil"/>
+              <w:left w:val="nil"/>
+              <w:bottom w:val="nil"/>
               <w:right w:val="single" w:sz="4" w:space="0" w:color="000000"/>
             </w:tcBorders>
+            <w:hideMark/>
           </w:tcPr>
           <w:p>
             <w:pPr>
@@ -268,8 +258,12 @@
           <w:tcPr>
             <w:tcW w:w="6946" w:type="dxa"/>
             <w:tcBorders>
+              <w:top w:val="nil"/>
               <w:left w:val="single" w:sz="4" w:space="0" w:color="000000"/>
-            </w:tcBorders>
+              <w:bottom w:val="nil"/>
+              <w:right w:val="nil"/>
+            </w:tcBorders>
+            <w:hideMark/>
           </w:tcPr>
           <w:p>
             <w:pPr>
@@ -285,25 +279,7 @@
                 <w:sz w:val="24"/>
                 <w:szCs w:val="24"/>
               </w:rPr>
-              <w:t>{{</w:t>
-            </w:r>
-            <w:proofErr w:type="spellStart"/>
-            <w:r>
-              <w:rPr>
-                <w:color w:val="000000"/>
-                <w:sz w:val="24"/>
-                <w:szCs w:val="24"/>
-              </w:rPr>
-              <w:t>projeto_nome</w:t>
-            </w:r>
-            <w:proofErr w:type="spellEnd"/>
-            <w:r>
-              <w:rPr>
-                <w:color w:val="000000"/>
-                <w:sz w:val="24"/>
-                <w:szCs w:val="24"/>
-              </w:rPr>
-              <w:t>}}</w:t>
+              <w:t>{{projeto_nome}}</w:t>
             </w:r>
           </w:p>
         </w:tc>
@@ -313,6 +289,9 @@
           <w:tcPr>
             <w:tcW w:w="2835" w:type="dxa"/>
             <w:tcBorders>
+              <w:top w:val="nil"/>
+              <w:left w:val="nil"/>
+              <w:bottom w:val="nil"/>
               <w:right w:val="single" w:sz="4" w:space="0" w:color="000000"/>
             </w:tcBorders>
           </w:tcPr>
@@ -332,7 +311,10 @@
           <w:tcPr>
             <w:tcW w:w="6946" w:type="dxa"/>
             <w:tcBorders>
+              <w:top w:val="nil"/>
               <w:left w:val="single" w:sz="4" w:space="0" w:color="000000"/>
+              <w:bottom w:val="nil"/>
+              <w:right w:val="nil"/>
             </w:tcBorders>
           </w:tcPr>
           <w:p>
@@ -354,8 +336,12 @@
           <w:tcPr>
             <w:tcW w:w="2835" w:type="dxa"/>
             <w:tcBorders>
+              <w:top w:val="nil"/>
+              <w:left w:val="nil"/>
+              <w:bottom w:val="nil"/>
               <w:right w:val="single" w:sz="4" w:space="0" w:color="000000"/>
             </w:tcBorders>
+            <w:hideMark/>
           </w:tcPr>
           <w:p>
             <w:pPr>
@@ -382,8 +368,12 @@
           <w:tcPr>
             <w:tcW w:w="6946" w:type="dxa"/>
             <w:tcBorders>
+              <w:top w:val="nil"/>
               <w:left w:val="single" w:sz="4" w:space="0" w:color="000000"/>
-            </w:tcBorders>
+              <w:bottom w:val="nil"/>
+              <w:right w:val="nil"/>
+            </w:tcBorders>
+            <w:hideMark/>
           </w:tcPr>
           <w:p>
             <w:pPr>
@@ -399,53 +389,36 @@
                 <w:sz w:val="24"/>
                 <w:szCs w:val="24"/>
               </w:rPr>
-              <w:t>{{</w:t>
-            </w:r>
-            <w:proofErr w:type="spellStart"/>
-            <w:r>
-              <w:rPr>
-                <w:color w:val="000000"/>
-                <w:sz w:val="24"/>
-                <w:szCs w:val="24"/>
-              </w:rPr>
-              <w:t>pc_</w:t>
-            </w:r>
-            <w:proofErr w:type="gramStart"/>
-            <w:r>
-              <w:rPr>
-                <w:color w:val="000000"/>
-                <w:sz w:val="24"/>
-                <w:szCs w:val="24"/>
-              </w:rPr>
-              <w:t>numero</w:t>
-            </w:r>
-            <w:proofErr w:type="spellEnd"/>
-            <w:proofErr w:type="gramEnd"/>
-            <w:r>
-              <w:rPr>
-                <w:color w:val="000000"/>
-                <w:sz w:val="24"/>
-                <w:szCs w:val="24"/>
-              </w:rPr>
-              <w:t>}}</w:t>
+              <w:t>{{pc_numero}}</w:t>
             </w:r>
           </w:p>
         </w:tc>
       </w:tr>
     </w:tbl>
     <w:p>
-      <w:bookmarkStart w:id="2" w:name="_Hlk210038225"/>
-      <w:bookmarkEnd w:id="1"/>
+      <w:pPr>
+        <w:pStyle w:val="PargrafodaLista"/>
+        <w:rPr>
+          <w:rFonts w:ascii="Calibri" w:eastAsia="Calibri" w:hAnsi="Calibri" w:cs="Calibri"/>
+        </w:rPr>
+      </w:pPr>
     </w:p>
-    <w:p/>
+    <w:p>
+      <w:pPr>
+        <w:pStyle w:val="PargrafodaLista"/>
+        <w:rPr>
+          <w:rFonts w:ascii="Calibri" w:eastAsia="Calibri" w:hAnsi="Calibri" w:cs="Calibri"/>
+        </w:rPr>
+      </w:pPr>
+    </w:p>
     <w:tbl>
       <w:tblPr>
-        <w:tblW w:w="9781" w:type="dxa"/>
+        <w:tblW w:w="9780" w:type="dxa"/>
         <w:tblLayout w:type="fixed"/>
         <w:tblLook w:val="0400" w:firstRow="0" w:lastRow="0" w:firstColumn="0" w:lastColumn="0" w:noHBand="0" w:noVBand="1"/>
       </w:tblPr>
       <w:tblGrid>
-        <w:gridCol w:w="2268"/>
+        <w:gridCol w:w="2267"/>
         <w:gridCol w:w="993"/>
         <w:gridCol w:w="1417"/>
         <w:gridCol w:w="425"/>
@@ -459,7 +432,7 @@
         </w:trPr>
         <w:tc>
           <w:tcPr>
-            <w:tcW w:w="2268" w:type="dxa"/>
+            <w:tcW w:w="2267" w:type="dxa"/>
             <w:tcBorders>
               <w:top w:val="single" w:sz="4" w:space="0" w:color="000000"/>
               <w:left w:val="single" w:sz="4" w:space="0" w:color="000000"/>
@@ -474,20 +447,23 @@
               <w:right w:w="45" w:type="dxa"/>
             </w:tcMar>
             <w:vAlign w:val="center"/>
-          </w:tcPr>
-          <w:p>
-            <w:pPr>
+            <w:hideMark/>
+          </w:tcPr>
+          <w:p>
+            <w:pPr>
+              <w:spacing w:line="240" w:lineRule="auto"/>
               <w:jc w:val="center"/>
               <w:rPr>
                 <w:b/>
-                <w:sz w:val="16"/>
-                <w:szCs w:val="16"/>
-              </w:rPr>
-            </w:pPr>
-            <w:bookmarkStart w:id="3" w:name="_Hlk210038323"/>
+                <w:color w:val="404040"/>
+                <w:sz w:val="16"/>
+                <w:szCs w:val="16"/>
+              </w:rPr>
+            </w:pPr>
             <w:r>
               <w:rPr>
                 <w:b/>
+                <w:color w:val="404040"/>
                 <w:sz w:val="16"/>
                 <w:szCs w:val="16"/>
               </w:rPr>
@@ -505,19 +481,21 @@
               <w:bottom w:val="single" w:sz="4" w:space="0" w:color="000000"/>
               <w:right w:val="single" w:sz="4" w:space="0" w:color="000000"/>
             </w:tcBorders>
-          </w:tcPr>
-          <w:p>
-            <w:pPr>
+            <w:hideMark/>
+          </w:tcPr>
+          <w:p>
+            <w:pPr>
+              <w:spacing w:line="240" w:lineRule="auto"/>
               <w:jc w:val="center"/>
               <w:rPr>
-                <w:bCs/>
-                <w:sz w:val="16"/>
-                <w:szCs w:val="16"/>
-              </w:rPr>
-            </w:pPr>
-            <w:r>
-              <w:rPr>
-                <w:bCs/>
+                <w:color w:val="404040"/>
+                <w:sz w:val="16"/>
+                <w:szCs w:val="16"/>
+              </w:rPr>
+            </w:pPr>
+            <w:r>
+              <w:rPr>
+                <w:color w:val="404040"/>
                 <w:sz w:val="16"/>
                 <w:szCs w:val="16"/>
               </w:rPr>
@@ -532,7 +510,7 @@
         </w:trPr>
         <w:tc>
           <w:tcPr>
-            <w:tcW w:w="4678" w:type="dxa"/>
+            <w:tcW w:w="4677" w:type="dxa"/>
             <w:gridSpan w:val="3"/>
             <w:tcBorders>
               <w:top w:val="single" w:sz="4" w:space="0" w:color="000000"/>
@@ -548,12 +526,15 @@
               <w:right w:w="45" w:type="dxa"/>
             </w:tcMar>
             <w:vAlign w:val="center"/>
-          </w:tcPr>
-          <w:p>
-            <w:pPr>
+            <w:hideMark/>
+          </w:tcPr>
+          <w:p>
+            <w:pPr>
+              <w:spacing w:line="240" w:lineRule="auto"/>
               <w:jc w:val="center"/>
               <w:rPr>
                 <w:b/>
+                <w:color w:val="404040"/>
                 <w:sz w:val="16"/>
                 <w:szCs w:val="16"/>
               </w:rPr>
@@ -561,6 +542,7 @@
             <w:r>
               <w:rPr>
                 <w:b/>
+                <w:color w:val="404040"/>
                 <w:sz w:val="16"/>
                 <w:szCs w:val="16"/>
               </w:rPr>
@@ -586,12 +568,15 @@
               <w:right w:w="45" w:type="dxa"/>
             </w:tcMar>
             <w:vAlign w:val="center"/>
-          </w:tcPr>
-          <w:p>
-            <w:pPr>
+            <w:hideMark/>
+          </w:tcPr>
+          <w:p>
+            <w:pPr>
+              <w:spacing w:line="240" w:lineRule="auto"/>
               <w:jc w:val="center"/>
               <w:rPr>
                 <w:b/>
+                <w:color w:val="404040"/>
                 <w:sz w:val="16"/>
                 <w:szCs w:val="16"/>
               </w:rPr>
@@ -599,6 +584,7 @@
             <w:r>
               <w:rPr>
                 <w:b/>
+                <w:color w:val="404040"/>
                 <w:sz w:val="16"/>
                 <w:szCs w:val="16"/>
               </w:rPr>
@@ -623,12 +609,15 @@
               <w:right w:w="45" w:type="dxa"/>
             </w:tcMar>
             <w:vAlign w:val="center"/>
-          </w:tcPr>
-          <w:p>
-            <w:pPr>
+            <w:hideMark/>
+          </w:tcPr>
+          <w:p>
+            <w:pPr>
+              <w:spacing w:line="240" w:lineRule="auto"/>
               <w:jc w:val="center"/>
               <w:rPr>
                 <w:b/>
+                <w:color w:val="404040"/>
                 <w:sz w:val="16"/>
                 <w:szCs w:val="16"/>
               </w:rPr>
@@ -636,6 +625,7 @@
             <w:r>
               <w:rPr>
                 <w:b/>
+                <w:color w:val="404040"/>
                 <w:sz w:val="16"/>
                 <w:szCs w:val="16"/>
               </w:rPr>
@@ -650,7 +640,7 @@
         </w:trPr>
         <w:tc>
           <w:tcPr>
-            <w:tcW w:w="4678" w:type="dxa"/>
+            <w:tcW w:w="4677" w:type="dxa"/>
             <w:gridSpan w:val="3"/>
             <w:tcBorders>
               <w:top w:val="single" w:sz="4" w:space="0" w:color="000000"/>
@@ -665,19 +655,21 @@
               <w:right w:w="45" w:type="dxa"/>
             </w:tcMar>
             <w:vAlign w:val="center"/>
-          </w:tcPr>
-          <w:p>
-            <w:pPr>
+            <w:hideMark/>
+          </w:tcPr>
+          <w:p>
+            <w:pPr>
+              <w:spacing w:line="240" w:lineRule="auto"/>
               <w:jc w:val="center"/>
               <w:rPr>
-                <w:bCs/>
-                <w:sz w:val="16"/>
-                <w:szCs w:val="16"/>
-              </w:rPr>
-            </w:pPr>
-            <w:r>
-              <w:rPr>
-                <w:bCs/>
+                <w:color w:val="404040"/>
+                <w:sz w:val="16"/>
+                <w:szCs w:val="16"/>
+              </w:rPr>
+            </w:pPr>
+            <w:r>
+              <w:rPr>
+                <w:color w:val="404040"/>
                 <w:sz w:val="16"/>
                 <w:szCs w:val="16"/>
               </w:rPr>
@@ -702,41 +694,25 @@
               <w:right w:w="45" w:type="dxa"/>
             </w:tcMar>
             <w:vAlign w:val="center"/>
-          </w:tcPr>
-          <w:p>
-            <w:pPr>
+            <w:hideMark/>
+          </w:tcPr>
+          <w:p>
+            <w:pPr>
+              <w:spacing w:line="240" w:lineRule="auto"/>
               <w:jc w:val="center"/>
               <w:rPr>
-                <w:bCs/>
-                <w:sz w:val="16"/>
-                <w:szCs w:val="16"/>
-              </w:rPr>
-            </w:pPr>
-            <w:r>
-              <w:rPr>
-                <w:bCs/>
-                <w:sz w:val="16"/>
-                <w:szCs w:val="16"/>
-              </w:rPr>
-              <w:t>{{</w:t>
-            </w:r>
-            <w:proofErr w:type="spellStart"/>
-            <w:r>
-              <w:rPr>
-                <w:bCs/>
-                <w:sz w:val="16"/>
-                <w:szCs w:val="16"/>
-              </w:rPr>
-              <w:t>cnpj</w:t>
-            </w:r>
-            <w:proofErr w:type="spellEnd"/>
-            <w:r>
-              <w:rPr>
-                <w:bCs/>
-                <w:sz w:val="16"/>
-                <w:szCs w:val="16"/>
-              </w:rPr>
-              <w:t>}}</w:t>
+                <w:color w:val="404040"/>
+                <w:sz w:val="16"/>
+                <w:szCs w:val="16"/>
+              </w:rPr>
+            </w:pPr>
+            <w:r>
+              <w:rPr>
+                <w:color w:val="404040"/>
+                <w:sz w:val="16"/>
+                <w:szCs w:val="16"/>
+              </w:rPr>
+              <w:t>{{cnpj}}</w:t>
             </w:r>
           </w:p>
         </w:tc>
@@ -756,41 +732,25 @@
               <w:right w:w="45" w:type="dxa"/>
             </w:tcMar>
             <w:vAlign w:val="center"/>
-          </w:tcPr>
-          <w:p>
-            <w:pPr>
+            <w:hideMark/>
+          </w:tcPr>
+          <w:p>
+            <w:pPr>
+              <w:spacing w:line="240" w:lineRule="auto"/>
               <w:jc w:val="center"/>
               <w:rPr>
-                <w:bCs/>
-                <w:sz w:val="16"/>
-                <w:szCs w:val="16"/>
-              </w:rPr>
-            </w:pPr>
-            <w:r>
-              <w:rPr>
-                <w:bCs/>
-                <w:sz w:val="16"/>
-                <w:szCs w:val="16"/>
-              </w:rPr>
-              <w:t>{{</w:t>
-            </w:r>
-            <w:proofErr w:type="spellStart"/>
-            <w:r>
-              <w:rPr>
-                <w:bCs/>
-                <w:sz w:val="16"/>
-                <w:szCs w:val="16"/>
-              </w:rPr>
-              <w:t>n_extrato</w:t>
-            </w:r>
-            <w:proofErr w:type="spellEnd"/>
-            <w:r>
-              <w:rPr>
-                <w:bCs/>
-                <w:sz w:val="16"/>
-                <w:szCs w:val="16"/>
-              </w:rPr>
-              <w:t>}}</w:t>
+                <w:color w:val="404040"/>
+                <w:sz w:val="16"/>
+                <w:szCs w:val="16"/>
+              </w:rPr>
+            </w:pPr>
+            <w:r>
+              <w:rPr>
+                <w:color w:val="404040"/>
+                <w:sz w:val="16"/>
+                <w:szCs w:val="16"/>
+              </w:rPr>
+              <w:t>{{n_extrato}}</w:t>
             </w:r>
           </w:p>
         </w:tc>
@@ -801,7 +761,7 @@
         </w:trPr>
         <w:tc>
           <w:tcPr>
-            <w:tcW w:w="3261" w:type="dxa"/>
+            <w:tcW w:w="3260" w:type="dxa"/>
             <w:gridSpan w:val="2"/>
             <w:tcBorders>
               <w:top w:val="single" w:sz="4" w:space="0" w:color="000000"/>
@@ -817,12 +777,15 @@
               <w:right w:w="45" w:type="dxa"/>
             </w:tcMar>
             <w:vAlign w:val="center"/>
-          </w:tcPr>
-          <w:p>
-            <w:pPr>
+            <w:hideMark/>
+          </w:tcPr>
+          <w:p>
+            <w:pPr>
+              <w:spacing w:line="240" w:lineRule="auto"/>
               <w:jc w:val="center"/>
               <w:rPr>
                 <w:b/>
+                <w:color w:val="404040"/>
                 <w:sz w:val="16"/>
                 <w:szCs w:val="16"/>
               </w:rPr>
@@ -830,6 +793,7 @@
             <w:r>
               <w:rPr>
                 <w:b/>
+                <w:color w:val="404040"/>
                 <w:sz w:val="16"/>
                 <w:szCs w:val="16"/>
               </w:rPr>
@@ -855,12 +819,15 @@
               <w:right w:w="45" w:type="dxa"/>
             </w:tcMar>
             <w:vAlign w:val="center"/>
-          </w:tcPr>
-          <w:p>
-            <w:pPr>
+            <w:hideMark/>
+          </w:tcPr>
+          <w:p>
+            <w:pPr>
+              <w:spacing w:line="240" w:lineRule="auto"/>
               <w:jc w:val="center"/>
               <w:rPr>
                 <w:b/>
+                <w:color w:val="404040"/>
                 <w:sz w:val="16"/>
                 <w:szCs w:val="16"/>
               </w:rPr>
@@ -868,6 +835,7 @@
             <w:r>
               <w:rPr>
                 <w:b/>
+                <w:color w:val="404040"/>
                 <w:sz w:val="16"/>
                 <w:szCs w:val="16"/>
               </w:rPr>
@@ -892,12 +860,15 @@
               <w:right w:w="45" w:type="dxa"/>
             </w:tcMar>
             <w:vAlign w:val="center"/>
-          </w:tcPr>
-          <w:p>
-            <w:pPr>
+            <w:hideMark/>
+          </w:tcPr>
+          <w:p>
+            <w:pPr>
+              <w:spacing w:line="240" w:lineRule="auto"/>
               <w:jc w:val="center"/>
               <w:rPr>
                 <w:b/>
+                <w:color w:val="404040"/>
                 <w:sz w:val="16"/>
                 <w:szCs w:val="16"/>
               </w:rPr>
@@ -905,6 +876,7 @@
             <w:r>
               <w:rPr>
                 <w:b/>
+                <w:color w:val="404040"/>
                 <w:sz w:val="16"/>
                 <w:szCs w:val="16"/>
               </w:rPr>
@@ -930,12 +902,15 @@
               <w:right w:w="45" w:type="dxa"/>
             </w:tcMar>
             <w:vAlign w:val="center"/>
-          </w:tcPr>
-          <w:p>
-            <w:pPr>
+            <w:hideMark/>
+          </w:tcPr>
+          <w:p>
+            <w:pPr>
+              <w:spacing w:line="240" w:lineRule="auto"/>
               <w:jc w:val="center"/>
               <w:rPr>
                 <w:b/>
+                <w:color w:val="404040"/>
                 <w:sz w:val="16"/>
                 <w:szCs w:val="16"/>
               </w:rPr>
@@ -943,6 +918,7 @@
             <w:r>
               <w:rPr>
                 <w:b/>
+                <w:color w:val="404040"/>
                 <w:sz w:val="16"/>
                 <w:szCs w:val="16"/>
               </w:rPr>
@@ -957,7 +933,7 @@
         </w:trPr>
         <w:tc>
           <w:tcPr>
-            <w:tcW w:w="3261" w:type="dxa"/>
+            <w:tcW w:w="3260" w:type="dxa"/>
             <w:gridSpan w:val="2"/>
             <w:tcBorders>
               <w:top w:val="single" w:sz="4" w:space="0" w:color="000000"/>
@@ -972,41 +948,25 @@
               <w:right w:w="45" w:type="dxa"/>
             </w:tcMar>
             <w:vAlign w:val="center"/>
-          </w:tcPr>
-          <w:p>
-            <w:pPr>
+            <w:hideMark/>
+          </w:tcPr>
+          <w:p>
+            <w:pPr>
+              <w:spacing w:line="240" w:lineRule="auto"/>
               <w:jc w:val="center"/>
               <w:rPr>
-                <w:bCs/>
-                <w:sz w:val="16"/>
-                <w:szCs w:val="16"/>
-              </w:rPr>
-            </w:pPr>
-            <w:r>
-              <w:rPr>
-                <w:bCs/>
-                <w:sz w:val="16"/>
-                <w:szCs w:val="16"/>
-              </w:rPr>
-              <w:t>{{</w:t>
-            </w:r>
-            <w:proofErr w:type="spellStart"/>
-            <w:r>
-              <w:rPr>
-                <w:bCs/>
-                <w:sz w:val="16"/>
-                <w:szCs w:val="16"/>
-              </w:rPr>
-              <w:t>nf_recibo</w:t>
-            </w:r>
-            <w:proofErr w:type="spellEnd"/>
-            <w:r>
-              <w:rPr>
-                <w:bCs/>
-                <w:sz w:val="16"/>
-                <w:szCs w:val="16"/>
-              </w:rPr>
-              <w:t>}}</w:t>
+                <w:color w:val="404040"/>
+                <w:sz w:val="16"/>
+                <w:szCs w:val="16"/>
+              </w:rPr>
+            </w:pPr>
+            <w:r>
+              <w:rPr>
+                <w:color w:val="404040"/>
+                <w:sz w:val="16"/>
+                <w:szCs w:val="16"/>
+              </w:rPr>
+              <w:t>{{nf_recibo}}</w:t>
             </w:r>
           </w:p>
         </w:tc>
@@ -1027,41 +987,25 @@
               <w:right w:w="45" w:type="dxa"/>
             </w:tcMar>
             <w:vAlign w:val="center"/>
-          </w:tcPr>
-          <w:p>
-            <w:pPr>
+            <w:hideMark/>
+          </w:tcPr>
+          <w:p>
+            <w:pPr>
+              <w:spacing w:line="240" w:lineRule="auto"/>
               <w:jc w:val="center"/>
               <w:rPr>
-                <w:bCs/>
-                <w:sz w:val="16"/>
-                <w:szCs w:val="16"/>
-              </w:rPr>
-            </w:pPr>
-            <w:r>
-              <w:rPr>
-                <w:bCs/>
-                <w:sz w:val="16"/>
-                <w:szCs w:val="16"/>
-              </w:rPr>
-              <w:t>{{</w:t>
-            </w:r>
-            <w:proofErr w:type="spellStart"/>
-            <w:r>
-              <w:rPr>
-                <w:bCs/>
-                <w:sz w:val="16"/>
-                <w:szCs w:val="16"/>
-              </w:rPr>
-              <w:t>data_emissao</w:t>
-            </w:r>
-            <w:proofErr w:type="spellEnd"/>
-            <w:r>
-              <w:rPr>
-                <w:bCs/>
-                <w:sz w:val="16"/>
-                <w:szCs w:val="16"/>
-              </w:rPr>
-              <w:t>}}</w:t>
+                <w:color w:val="404040"/>
+                <w:sz w:val="16"/>
+                <w:szCs w:val="16"/>
+              </w:rPr>
+            </w:pPr>
+            <w:r>
+              <w:rPr>
+                <w:color w:val="404040"/>
+                <w:sz w:val="16"/>
+                <w:szCs w:val="16"/>
+              </w:rPr>
+              <w:t>{{data_emissao}}</w:t>
             </w:r>
           </w:p>
         </w:tc>
@@ -1081,41 +1025,25 @@
               <w:right w:w="45" w:type="dxa"/>
             </w:tcMar>
             <w:vAlign w:val="center"/>
-          </w:tcPr>
-          <w:p>
-            <w:pPr>
+            <w:hideMark/>
+          </w:tcPr>
+          <w:p>
+            <w:pPr>
+              <w:spacing w:line="240" w:lineRule="auto"/>
               <w:jc w:val="center"/>
               <w:rPr>
-                <w:bCs/>
-                <w:sz w:val="16"/>
-                <w:szCs w:val="16"/>
-              </w:rPr>
-            </w:pPr>
-            <w:r>
-              <w:rPr>
-                <w:bCs/>
-                <w:sz w:val="16"/>
-                <w:szCs w:val="16"/>
-              </w:rPr>
-              <w:t>{{</w:t>
-            </w:r>
-            <w:proofErr w:type="spellStart"/>
-            <w:r>
-              <w:rPr>
-                <w:bCs/>
-                <w:sz w:val="16"/>
-                <w:szCs w:val="16"/>
-              </w:rPr>
-              <w:t>data_pagamento</w:t>
-            </w:r>
-            <w:proofErr w:type="spellEnd"/>
-            <w:r>
-              <w:rPr>
-                <w:bCs/>
-                <w:sz w:val="16"/>
-                <w:szCs w:val="16"/>
-              </w:rPr>
-              <w:t>}}</w:t>
+                <w:color w:val="404040"/>
+                <w:sz w:val="16"/>
+                <w:szCs w:val="16"/>
+              </w:rPr>
+            </w:pPr>
+            <w:r>
+              <w:rPr>
+                <w:color w:val="404040"/>
+                <w:sz w:val="16"/>
+                <w:szCs w:val="16"/>
+              </w:rPr>
+              <w:t>{{data_pagamento}}</w:t>
             </w:r>
           </w:p>
         </w:tc>
@@ -1136,59 +1064,33 @@
               <w:right w:w="45" w:type="dxa"/>
             </w:tcMar>
             <w:vAlign w:val="center"/>
-          </w:tcPr>
-          <w:p>
-            <w:pPr>
+            <w:hideMark/>
+          </w:tcPr>
+          <w:p>
+            <w:pPr>
+              <w:spacing w:line="240" w:lineRule="auto"/>
               <w:jc w:val="center"/>
               <w:rPr>
-                <w:bCs/>
-                <w:sz w:val="16"/>
-                <w:szCs w:val="16"/>
-              </w:rPr>
-            </w:pPr>
-            <w:r>
-              <w:rPr>
-                <w:bCs/>
-                <w:sz w:val="16"/>
-                <w:szCs w:val="16"/>
-              </w:rPr>
-              <w:t>{{</w:t>
-            </w:r>
-            <w:proofErr w:type="spellStart"/>
-            <w:r>
-              <w:rPr>
-                <w:bCs/>
-                <w:sz w:val="16"/>
-                <w:szCs w:val="16"/>
-              </w:rPr>
-              <w:t>valor_pago</w:t>
-            </w:r>
-            <w:proofErr w:type="spellEnd"/>
-            <w:r>
-              <w:rPr>
-                <w:bCs/>
-                <w:sz w:val="16"/>
-                <w:szCs w:val="16"/>
-              </w:rPr>
-              <w:t>}}</w:t>
+                <w:color w:val="404040"/>
+                <w:sz w:val="16"/>
+                <w:szCs w:val="16"/>
+              </w:rPr>
+            </w:pPr>
+            <w:r>
+              <w:rPr>
+                <w:color w:val="404040"/>
+                <w:sz w:val="16"/>
+                <w:szCs w:val="16"/>
+              </w:rPr>
+              <w:t>{{valor_pago}}</w:t>
             </w:r>
           </w:p>
         </w:tc>
       </w:tr>
-      <w:bookmarkEnd w:id="0"/>
-      <w:bookmarkEnd w:id="3"/>
     </w:tbl>
     <w:p>
       <w:pPr>
-        <w:pBdr>
-          <w:top w:val="nil"/>
-          <w:left w:val="nil"/>
-          <w:bottom w:val="nil"/>
-          <w:right w:val="nil"/>
-          <w:between w:val="nil"/>
-        </w:pBdr>
-        <w:spacing w:after="360"/>
-        <w:jc w:val="both"/>
+        <w:ind w:left="720"/>
       </w:pPr>
     </w:p>
     <w:p>
@@ -1198,9 +1100,6 @@
           <w:numId w:val="1"/>
         </w:numPr>
       </w:pPr>
-      <w:bookmarkStart w:id="4" w:name="_heading=h.gjdgxs" w:colFirst="0" w:colLast="0"/>
-      <w:bookmarkEnd w:id="2"/>
-      <w:bookmarkEnd w:id="4"/>
       <w:r>
         <w:t xml:space="preserve">Mapa de cotação ou justificativa para dispensa </w:t>
       </w:r>
@@ -1235,13 +1134,8 @@
         </w:numPr>
       </w:pPr>
       <w:r>
-        <w:t xml:space="preserve">Notas fiscais ou </w:t>
+        <w:t>Notas fiscais ou Invoice</w:t>
       </w:r>
-      <w:proofErr w:type="spellStart"/>
-      <w:r>
-        <w:t>Invoice</w:t>
-      </w:r>
-      <w:proofErr w:type="spellEnd"/>
     </w:p>
     <w:p>
       <w:pPr>
@@ -2277,6 +2171,17 @@
     <w:uiPriority w:val="99"/>
     <w:rsid w:val="00DA680E"/>
   </w:style>
+  <w:style w:type="paragraph" w:styleId="PargrafodaLista">
+    <w:name w:val="List Paragraph"/>
+    <w:basedOn w:val="Normal"/>
+    <w:uiPriority w:val="34"/>
+    <w:qFormat/>
+    <w:rsid w:val="001D6A27"/>
+    <w:pPr>
+      <w:ind w:left="720"/>
+      <w:contextualSpacing/>
+    </w:pPr>
+  </w:style>
 </w:styles>
 </file>
 
